--- a/public/downloads/oscrsj-example-case-report.docx
+++ b/public/downloads/oscrsj-example-case-report.docx
@@ -4,30 +4,35 @@
   <w:body>
     <w:p>
       <w:pPr>
-        <w:pStyle w:val="Heading1"/>
+        <w:spacing w:before="0" w:after="0" w:line="480" w:lineRule="auto"/>
         <w:jc w:val="left"/>
       </w:pPr>
       <w:r>
         <w:rPr>
-          <w:rFonts w:ascii="Times New Roman" w:hAnsi="Times New Roman"/>
-          <w:b w:val="0"/>
-          <w:i/>
+          <w:rFonts w:ascii="Times New Roman" w:hAnsi="Times New Roman" w:cs="Times New Roman"/>
+          <w:b/>
+          <w:i w:val="0"/>
           <w:color w:val="000000"/>
           <w:sz w:val="24"/>
         </w:rPr>
-        <w:t>ABSTRACT</w:t>
+        <w:t>Abstract</w:t>
       </w:r>
     </w:p>
     <w:p>
       <w:pPr>
-        <w:pStyle w:val="Heading2"/>
+        <w:spacing w:before="0" w:after="0" w:line="480" w:lineRule="auto"/>
+      </w:pPr>
+    </w:p>
+    <w:p>
+      <w:pPr>
+        <w:spacing w:before="0" w:after="0" w:line="480" w:lineRule="auto"/>
         <w:jc w:val="left"/>
       </w:pPr>
       <w:r>
         <w:rPr>
-          <w:rFonts w:ascii="Times New Roman" w:hAnsi="Times New Roman"/>
-          <w:b w:val="0"/>
-          <w:i/>
+          <w:rFonts w:ascii="Times New Roman" w:hAnsi="Times New Roman" w:cs="Times New Roman"/>
+          <w:b/>
+          <w:i w:val="0"/>
           <w:color w:val="000000"/>
           <w:sz w:val="24"/>
         </w:rPr>
@@ -35,10 +40,14 @@
       </w:r>
     </w:p>
     <w:p>
-      <w:pPr/>
+      <w:pPr>
+        <w:spacing w:before="0" w:after="0" w:line="480" w:lineRule="auto"/>
+      </w:pPr>
       <w:r>
         <w:rPr>
-          <w:rFonts w:ascii="Times New Roman" w:hAnsi="Times New Roman"/>
+          <w:rFonts w:ascii="Times New Roman" w:hAnsi="Times New Roman" w:cs="Times New Roman"/>
+          <w:b w:val="0"/>
+          <w:i w:val="0"/>
           <w:color w:val="000000"/>
           <w:sz w:val="24"/>
         </w:rPr>
@@ -47,25 +56,34 @@
     </w:p>
     <w:p>
       <w:pPr>
-        <w:pStyle w:val="Heading2"/>
+        <w:spacing w:before="0" w:after="0" w:line="480" w:lineRule="auto"/>
+      </w:pPr>
+    </w:p>
+    <w:p>
+      <w:pPr>
+        <w:spacing w:before="0" w:after="0" w:line="480" w:lineRule="auto"/>
         <w:jc w:val="left"/>
       </w:pPr>
       <w:r>
         <w:rPr>
-          <w:rFonts w:ascii="Times New Roman" w:hAnsi="Times New Roman"/>
-          <w:b w:val="0"/>
-          <w:i/>
+          <w:rFonts w:ascii="Times New Roman" w:hAnsi="Times New Roman" w:cs="Times New Roman"/>
+          <w:b/>
+          <w:i w:val="0"/>
           <w:color w:val="000000"/>
           <w:sz w:val="24"/>
         </w:rPr>
-        <w:t>Case Presentation</w:t>
+        <w:t>Case presentation</w:t>
       </w:r>
     </w:p>
     <w:p>
-      <w:pPr/>
+      <w:pPr>
+        <w:spacing w:before="0" w:after="0" w:line="480" w:lineRule="auto"/>
+      </w:pPr>
       <w:r>
         <w:rPr>
-          <w:rFonts w:ascii="Times New Roman" w:hAnsi="Times New Roman"/>
+          <w:rFonts w:ascii="Times New Roman" w:hAnsi="Times New Roman" w:cs="Times New Roman"/>
+          <w:b w:val="0"/>
+          <w:i w:val="0"/>
           <w:color w:val="000000"/>
           <w:sz w:val="24"/>
         </w:rPr>
@@ -74,14 +92,19 @@
     </w:p>
     <w:p>
       <w:pPr>
-        <w:pStyle w:val="Heading2"/>
+        <w:spacing w:before="0" w:after="0" w:line="480" w:lineRule="auto"/>
+      </w:pPr>
+    </w:p>
+    <w:p>
+      <w:pPr>
+        <w:spacing w:before="0" w:after="0" w:line="480" w:lineRule="auto"/>
         <w:jc w:val="left"/>
       </w:pPr>
       <w:r>
         <w:rPr>
-          <w:rFonts w:ascii="Times New Roman" w:hAnsi="Times New Roman"/>
-          <w:b w:val="0"/>
-          <w:i/>
+          <w:rFonts w:ascii="Times New Roman" w:hAnsi="Times New Roman" w:cs="Times New Roman"/>
+          <w:b/>
+          <w:i w:val="0"/>
           <w:color w:val="000000"/>
           <w:sz w:val="24"/>
         </w:rPr>
@@ -89,10 +112,14 @@
       </w:r>
     </w:p>
     <w:p>
-      <w:pPr/>
+      <w:pPr>
+        <w:spacing w:before="0" w:after="0" w:line="480" w:lineRule="auto"/>
+      </w:pPr>
       <w:r>
         <w:rPr>
-          <w:rFonts w:ascii="Times New Roman" w:hAnsi="Times New Roman"/>
+          <w:rFonts w:ascii="Times New Roman" w:hAnsi="Times New Roman" w:cs="Times New Roman"/>
+          <w:b w:val="0"/>
+          <w:i w:val="0"/>
           <w:color w:val="000000"/>
           <w:sz w:val="24"/>
         </w:rPr>
@@ -101,14 +128,19 @@
     </w:p>
     <w:p>
       <w:pPr>
-        <w:pStyle w:val="Heading2"/>
+        <w:spacing w:before="0" w:after="0" w:line="480" w:lineRule="auto"/>
+      </w:pPr>
+    </w:p>
+    <w:p>
+      <w:pPr>
+        <w:spacing w:before="0" w:after="0" w:line="480" w:lineRule="auto"/>
         <w:jc w:val="left"/>
       </w:pPr>
       <w:r>
         <w:rPr>
-          <w:rFonts w:ascii="Times New Roman" w:hAnsi="Times New Roman"/>
-          <w:b w:val="0"/>
-          <w:i/>
+          <w:rFonts w:ascii="Times New Roman" w:hAnsi="Times New Roman" w:cs="Times New Roman"/>
+          <w:b/>
+          <w:i w:val="0"/>
           <w:color w:val="000000"/>
           <w:sz w:val="24"/>
         </w:rPr>
@@ -116,10 +148,14 @@
       </w:r>
     </w:p>
     <w:p>
-      <w:pPr/>
+      <w:pPr>
+        <w:spacing w:before="0" w:after="0" w:line="480" w:lineRule="auto"/>
+      </w:pPr>
       <w:r>
         <w:rPr>
-          <w:rFonts w:ascii="Times New Roman" w:hAnsi="Times New Roman"/>
+          <w:rFonts w:ascii="Times New Roman" w:hAnsi="Times New Roman" w:cs="Times New Roman"/>
+          <w:b w:val="0"/>
+          <w:i w:val="0"/>
           <w:color w:val="000000"/>
           <w:sz w:val="24"/>
         </w:rPr>
@@ -128,25 +164,34 @@
     </w:p>
     <w:p>
       <w:pPr>
-        <w:pStyle w:val="Heading1"/>
+        <w:spacing w:before="0" w:after="0" w:line="480" w:lineRule="auto"/>
+      </w:pPr>
+    </w:p>
+    <w:p>
+      <w:pPr>
+        <w:spacing w:before="0" w:after="0" w:line="480" w:lineRule="auto"/>
         <w:jc w:val="left"/>
       </w:pPr>
       <w:r>
         <w:rPr>
-          <w:rFonts w:ascii="Times New Roman" w:hAnsi="Times New Roman"/>
-          <w:b w:val="0"/>
-          <w:i/>
+          <w:rFonts w:ascii="Times New Roman" w:hAnsi="Times New Roman" w:cs="Times New Roman"/>
+          <w:b/>
+          <w:i w:val="0"/>
           <w:color w:val="000000"/>
           <w:sz w:val="24"/>
         </w:rPr>
-        <w:t>KEYWORDS</w:t>
+        <w:t>Keywords</w:t>
       </w:r>
     </w:p>
     <w:p>
-      <w:pPr/>
+      <w:pPr>
+        <w:spacing w:before="0" w:after="0" w:line="480" w:lineRule="auto"/>
+      </w:pPr>
       <w:r>
         <w:rPr>
-          <w:rFonts w:ascii="Times New Roman" w:hAnsi="Times New Roman"/>
+          <w:rFonts w:ascii="Times New Roman" w:hAnsi="Times New Roman" w:cs="Times New Roman"/>
+          <w:b w:val="0"/>
+          <w:i w:val="0"/>
           <w:color w:val="000000"/>
           <w:sz w:val="24"/>
         </w:rPr>
@@ -155,47 +200,165 @@
     </w:p>
     <w:p>
       <w:pPr>
-        <w:pStyle w:val="Heading1"/>
+        <w:spacing w:before="0" w:after="0" w:line="480" w:lineRule="auto"/>
+      </w:pPr>
+    </w:p>
+    <w:p>
+      <w:pPr>
+        <w:pageBreakBefore/>
+        <w:spacing w:before="0" w:after="0" w:line="480" w:lineRule="auto"/>
         <w:jc w:val="left"/>
       </w:pPr>
       <w:r>
         <w:rPr>
-          <w:rFonts w:ascii="Times New Roman" w:hAnsi="Times New Roman"/>
-          <w:b w:val="0"/>
-          <w:i/>
+          <w:rFonts w:ascii="Times New Roman" w:hAnsi="Times New Roman" w:cs="Times New Roman"/>
+          <w:b/>
+          <w:i w:val="0"/>
           <w:color w:val="000000"/>
           <w:sz w:val="24"/>
         </w:rPr>
-        <w:t>INTRODUCTION</w:t>
+        <w:t>Introduction</w:t>
       </w:r>
     </w:p>
     <w:p>
-      <w:pPr/>
+      <w:pPr>
+        <w:spacing w:before="0" w:after="0" w:line="480" w:lineRule="auto"/>
+      </w:pPr>
       <w:r>
         <w:rPr>
-          <w:rFonts w:ascii="Times New Roman" w:hAnsi="Times New Roman"/>
+          <w:rFonts w:ascii="Times New Roman" w:hAnsi="Times New Roman" w:cs="Times New Roman"/>
           <w:color w:val="000000"/>
           <w:sz w:val="24"/>
         </w:rPr>
-        <w:t>Supracondylar humerus fractures are the most common elbow fracture in children, accounting for approximately 60–70% of all pediatric elbow fractures and most often occurring between the ages of five and seven years [1]. Closed reduction and percutaneous pinning is the standard of care for displaced (Gartland type II and III) extension-type fractures and yields excellent radiographic and functional outcomes when performed with attention to wire trajectory and stability [2,3].</w:t>
+        <w:t>Supracondylar humerus fractures are the most common elbow fracture in children, accounting for approximately 60–70% of all pediatric elbow fractures and most often occurring between the ages of five and seven years</w:t>
+      </w:r>
+      <w:hyperlink w:anchor="REF_1" w:history="1">
+        <w:r>
+          <w:rPr>
+            <w:rFonts w:ascii="Times New Roman" w:hAnsi="Times New Roman" w:cs="Times New Roman"/>
+            <w:color w:val="0563C1"/>
+            <w:sz w:val="24"/>
+            <w:u w:val="single"/>
+            <w:vertAlign w:val="superscript"/>
+          </w:rPr>
+          <w:t xml:space="preserve">1</w:t>
+        </w:r>
+      </w:hyperlink>
+      <w:r>
+        <w:rPr>
+          <w:rFonts w:ascii="Times New Roman" w:hAnsi="Times New Roman" w:cs="Times New Roman"/>
+          <w:color w:val="000000"/>
+          <w:sz w:val="24"/>
+        </w:rPr>
+        <w:t>. Closed reduction and percutaneous pinning is the standard of care for displaced (Gartland type II and III) extension-type fractures and yields excellent radiographic and functional outcomes when performed with attention to wire trajectory and stability</w:t>
+      </w:r>
+      <w:hyperlink w:anchor="REF_2" w:history="1">
+        <w:r>
+          <w:rPr>
+            <w:rFonts w:ascii="Times New Roman" w:hAnsi="Times New Roman" w:cs="Times New Roman"/>
+            <w:color w:val="0563C1"/>
+            <w:sz w:val="24"/>
+            <w:u w:val="single"/>
+            <w:vertAlign w:val="superscript"/>
+          </w:rPr>
+          <w:t xml:space="preserve">2</w:t>
+        </w:r>
+      </w:hyperlink>
+      <w:hyperlink w:anchor="REF_2" w:history="1">
+        <w:r>
+          <w:rPr>
+            <w:rFonts w:ascii="Times New Roman" w:hAnsi="Times New Roman" w:cs="Times New Roman"/>
+            <w:color w:val="0563C1"/>
+            <w:sz w:val="24"/>
+            <w:u w:val="single"/>
+            <w:vertAlign w:val="superscript"/>
+          </w:rPr>
+          <w:t xml:space="preserve">,</w:t>
+        </w:r>
+      </w:hyperlink>
+      <w:hyperlink w:anchor="REF_3" w:history="1">
+        <w:r>
+          <w:rPr>
+            <w:rFonts w:ascii="Times New Roman" w:hAnsi="Times New Roman" w:cs="Times New Roman"/>
+            <w:color w:val="0563C1"/>
+            <w:sz w:val="24"/>
+            <w:u w:val="single"/>
+            <w:vertAlign w:val="superscript"/>
+          </w:rPr>
+          <w:t xml:space="preserve">3</w:t>
+        </w:r>
+      </w:hyperlink>
+      <w:r>
+        <w:rPr>
+          <w:rFonts w:ascii="Times New Roman" w:hAnsi="Times New Roman" w:cs="Times New Roman"/>
+          <w:color w:val="000000"/>
+          <w:sz w:val="24"/>
+        </w:rPr>
+        <w:t>.</w:t>
       </w:r>
     </w:p>
     <w:p>
-      <w:pPr/>
+      <w:pPr>
+        <w:spacing w:before="0" w:after="0" w:line="480" w:lineRule="auto"/>
+      </w:pPr>
       <w:r>
         <w:rPr>
-          <w:rFonts w:ascii="Times New Roman" w:hAnsi="Times New Roman"/>
+          <w:rFonts w:ascii="Times New Roman" w:hAnsi="Times New Roman" w:cs="Times New Roman"/>
           <w:color w:val="000000"/>
           <w:sz w:val="24"/>
         </w:rPr>
-        <w:t>Iatrogenic neurovascular injury is a recognized but uncommon complication. The reported incidence of post-pinning ulnar nerve injury attributable to medial-entry K-wires ranges from 1% to 5% in modern series [4]. Median nerve injury is rarer still and has been reported predominantly in association with anterior interosseous branch involvement after preoperative neurologic compromise; iatrogenic isolated median nerve injury attributable to a percutaneous K-wire has been described only in case reports [5].</w:t>
+        <w:t>Iatrogenic neurovascular injury is a recognized but uncommon complication. The reported incidence of post-pinning ulnar nerve injury attributable to medial-entry K-wires ranges from 1% to 5% in modern series</w:t>
+      </w:r>
+      <w:hyperlink w:anchor="REF_4" w:history="1">
+        <w:r>
+          <w:rPr>
+            <w:rFonts w:ascii="Times New Roman" w:hAnsi="Times New Roman" w:cs="Times New Roman"/>
+            <w:color w:val="0563C1"/>
+            <w:sz w:val="24"/>
+            <w:u w:val="single"/>
+            <w:vertAlign w:val="superscript"/>
+          </w:rPr>
+          <w:t xml:space="preserve">4</w:t>
+        </w:r>
+      </w:hyperlink>
+      <w:r>
+        <w:rPr>
+          <w:rFonts w:ascii="Times New Roman" w:hAnsi="Times New Roman" w:cs="Times New Roman"/>
+          <w:color w:val="000000"/>
+          <w:sz w:val="24"/>
+        </w:rPr>
+        <w:t>. Median nerve injury is rarer still and has been reported predominantly in association with anterior interosseous branch involvement after preoperative neurologic compromise; iatrogenic isolated median nerve injury attributable to a percutaneous K-wire has been described only in case reports</w:t>
+      </w:r>
+      <w:hyperlink w:anchor="REF_5" w:history="1">
+        <w:r>
+          <w:rPr>
+            <w:rFonts w:ascii="Times New Roman" w:hAnsi="Times New Roman" w:cs="Times New Roman"/>
+            <w:color w:val="0563C1"/>
+            <w:sz w:val="24"/>
+            <w:u w:val="single"/>
+            <w:vertAlign w:val="superscript"/>
+          </w:rPr>
+          <w:t xml:space="preserve">5</w:t>
+        </w:r>
+      </w:hyperlink>
+      <w:r>
+        <w:rPr>
+          <w:rFonts w:ascii="Times New Roman" w:hAnsi="Times New Roman" w:cs="Times New Roman"/>
+          <w:color w:val="000000"/>
+          <w:sz w:val="24"/>
+        </w:rPr>
+        <w:t>.</w:t>
       </w:r>
     </w:p>
     <w:p>
-      <w:pPr/>
+      <w:pPr>
+        <w:spacing w:before="0" w:after="0" w:line="480" w:lineRule="auto"/>
+      </w:pPr>
       <w:r>
         <w:rPr>
-          <w:rFonts w:ascii="Times New Roman" w:hAnsi="Times New Roman"/>
+          <w:rFonts w:ascii="Times New Roman" w:hAnsi="Times New Roman" w:cs="Times New Roman"/>
+          <w:b w:val="0"/>
+          <w:i w:val="0"/>
           <w:color w:val="000000"/>
           <w:sz w:val="24"/>
         </w:rPr>
@@ -204,25 +367,34 @@
     </w:p>
     <w:p>
       <w:pPr>
-        <w:pStyle w:val="Heading1"/>
+        <w:spacing w:before="0" w:after="0" w:line="480" w:lineRule="auto"/>
+      </w:pPr>
+    </w:p>
+    <w:p>
+      <w:pPr>
+        <w:spacing w:before="0" w:after="0" w:line="480" w:lineRule="auto"/>
         <w:jc w:val="left"/>
       </w:pPr>
       <w:r>
         <w:rPr>
-          <w:rFonts w:ascii="Times New Roman" w:hAnsi="Times New Roman"/>
-          <w:b w:val="0"/>
-          <w:i/>
+          <w:rFonts w:ascii="Times New Roman" w:hAnsi="Times New Roman" w:cs="Times New Roman"/>
+          <w:b/>
+          <w:i w:val="0"/>
           <w:color w:val="000000"/>
           <w:sz w:val="24"/>
         </w:rPr>
-        <w:t>CASE PRESENTATION</w:t>
+        <w:t>Case presentation</w:t>
       </w:r>
     </w:p>
     <w:p>
-      <w:pPr/>
+      <w:pPr>
+        <w:spacing w:before="0" w:after="0" w:line="480" w:lineRule="auto"/>
+      </w:pPr>
       <w:r>
         <w:rPr>
-          <w:rFonts w:ascii="Times New Roman" w:hAnsi="Times New Roman"/>
+          <w:rFonts w:ascii="Times New Roman" w:hAnsi="Times New Roman" w:cs="Times New Roman"/>
+          <w:b w:val="0"/>
+          <w:i w:val="0"/>
           <w:color w:val="000000"/>
           <w:sz w:val="24"/>
         </w:rPr>
@@ -230,10 +402,14 @@
       </w:r>
     </w:p>
     <w:p>
-      <w:pPr/>
+      <w:pPr>
+        <w:spacing w:before="0" w:after="0" w:line="480" w:lineRule="auto"/>
+      </w:pPr>
       <w:r>
         <w:rPr>
-          <w:rFonts w:ascii="Times New Roman" w:hAnsi="Times New Roman"/>
+          <w:rFonts w:ascii="Times New Roman" w:hAnsi="Times New Roman" w:cs="Times New Roman"/>
+          <w:b w:val="0"/>
+          <w:i w:val="0"/>
           <w:color w:val="000000"/>
           <w:sz w:val="24"/>
         </w:rPr>
@@ -241,10 +417,14 @@
       </w:r>
     </w:p>
     <w:p>
-      <w:pPr/>
+      <w:pPr>
+        <w:spacing w:before="0" w:after="0" w:line="480" w:lineRule="auto"/>
+      </w:pPr>
       <w:r>
         <w:rPr>
-          <w:rFonts w:ascii="Times New Roman" w:hAnsi="Times New Roman"/>
+          <w:rFonts w:ascii="Times New Roman" w:hAnsi="Times New Roman" w:cs="Times New Roman"/>
+          <w:b w:val="0"/>
+          <w:i w:val="0"/>
           <w:color w:val="000000"/>
           <w:sz w:val="24"/>
         </w:rPr>
@@ -252,10 +432,14 @@
       </w:r>
     </w:p>
     <w:p>
-      <w:pPr/>
+      <w:pPr>
+        <w:spacing w:before="0" w:after="0" w:line="480" w:lineRule="auto"/>
+      </w:pPr>
       <w:r>
         <w:rPr>
-          <w:rFonts w:ascii="Times New Roman" w:hAnsi="Times New Roman"/>
+          <w:rFonts w:ascii="Times New Roman" w:hAnsi="Times New Roman" w:cs="Times New Roman"/>
+          <w:b w:val="0"/>
+          <w:i w:val="0"/>
           <w:color w:val="000000"/>
           <w:sz w:val="24"/>
         </w:rPr>
@@ -263,10 +447,14 @@
       </w:r>
     </w:p>
     <w:p>
-      <w:pPr/>
+      <w:pPr>
+        <w:spacing w:before="0" w:after="0" w:line="480" w:lineRule="auto"/>
+      </w:pPr>
       <w:r>
         <w:rPr>
-          <w:rFonts w:ascii="Times New Roman" w:hAnsi="Times New Roman"/>
+          <w:rFonts w:ascii="Times New Roman" w:hAnsi="Times New Roman" w:cs="Times New Roman"/>
+          <w:b w:val="0"/>
+          <w:i w:val="0"/>
           <w:color w:val="000000"/>
           <w:sz w:val="24"/>
         </w:rPr>
@@ -275,47 +463,100 @@
     </w:p>
     <w:p>
       <w:pPr>
-        <w:pStyle w:val="Heading1"/>
+        <w:spacing w:before="0" w:after="0" w:line="480" w:lineRule="auto"/>
+      </w:pPr>
+    </w:p>
+    <w:p>
+      <w:pPr>
+        <w:spacing w:before="0" w:after="0" w:line="480" w:lineRule="auto"/>
         <w:jc w:val="left"/>
       </w:pPr>
       <w:r>
         <w:rPr>
-          <w:rFonts w:ascii="Times New Roman" w:hAnsi="Times New Roman"/>
-          <w:b w:val="0"/>
-          <w:i/>
+          <w:rFonts w:ascii="Times New Roman" w:hAnsi="Times New Roman" w:cs="Times New Roman"/>
+          <w:b/>
+          <w:i w:val="0"/>
           <w:color w:val="000000"/>
           <w:sz w:val="24"/>
         </w:rPr>
-        <w:t>DISCUSSION</w:t>
+        <w:t>Discussion</w:t>
       </w:r>
     </w:p>
     <w:p>
-      <w:pPr/>
+      <w:pPr>
+        <w:spacing w:before="0" w:after="0" w:line="480" w:lineRule="auto"/>
+      </w:pPr>
       <w:r>
         <w:rPr>
-          <w:rFonts w:ascii="Times New Roman" w:hAnsi="Times New Roman"/>
+          <w:rFonts w:ascii="Times New Roman" w:hAnsi="Times New Roman" w:cs="Times New Roman"/>
           <w:color w:val="000000"/>
           <w:sz w:val="24"/>
         </w:rPr>
-        <w:t>Iatrogenic median nerve injury after closed reduction and percutaneous pinning of pediatric supracondylar humerus fractures is rare. In the largest single-institution series to date, Brown and colleagues identified six iatrogenic nerve injuries among 1,242 pinned supracondylar fractures (0.5%); two of these involved the median nerve, and both were associated with medial-entry K-wires [6]. Our case is unusual in that the offending wire was placed laterally — highlighting that median nerve compromise is not exclusive to medial wire placement, particularly when the most medial of multiple lateral-entry wires is advanced steeply across the medial column.</w:t>
+        <w:t>Iatrogenic median nerve injury after closed reduction and percutaneous pinning of pediatric supracondylar humerus fractures is rare. In the largest single-institution series to date, Brown and colleagues identified six iatrogenic nerve injuries among 1,242 pinned supracondylar fractures (0.5%); two of these involved the median nerve, and both were associated with medial-entry K-wires</w:t>
+      </w:r>
+      <w:hyperlink w:anchor="REF_6" w:history="1">
+        <w:r>
+          <w:rPr>
+            <w:rFonts w:ascii="Times New Roman" w:hAnsi="Times New Roman" w:cs="Times New Roman"/>
+            <w:color w:val="0563C1"/>
+            <w:sz w:val="24"/>
+            <w:u w:val="single"/>
+            <w:vertAlign w:val="superscript"/>
+          </w:rPr>
+          <w:t xml:space="preserve">6</w:t>
+        </w:r>
+      </w:hyperlink>
+      <w:r>
+        <w:rPr>
+          <w:rFonts w:ascii="Times New Roman" w:hAnsi="Times New Roman" w:cs="Times New Roman"/>
+          <w:color w:val="000000"/>
+          <w:sz w:val="24"/>
+        </w:rPr>
+        <w:t>. Our case is unusual in that the offending wire was placed laterally — highlighting that median nerve compromise is not exclusive to medial wire placement, particularly when the most medial of multiple lateral-entry wires is advanced steeply across the medial column.</w:t>
       </w:r>
     </w:p>
     <w:p>
-      <w:pPr/>
+      <w:pPr>
+        <w:spacing w:before="0" w:after="0" w:line="480" w:lineRule="auto"/>
+      </w:pPr>
       <w:r>
         <w:rPr>
-          <w:rFonts w:ascii="Times New Roman" w:hAnsi="Times New Roman"/>
+          <w:rFonts w:ascii="Times New Roman" w:hAnsi="Times New Roman" w:cs="Times New Roman"/>
           <w:color w:val="000000"/>
           <w:sz w:val="24"/>
         </w:rPr>
-        <w:t>Two findings from our case have practical relevance for the operating surgeon. First, repeated postoperative neurovascular examination — including a documented examination performed in the recovery room before the patient is discharged from the post-anesthesia care unit — is essential. The deficit in our patient was not present at the conclusion of surgery on the in-room exam, suggesting that nerve compromise developed either during transfer or during the immediate postoperative period as edema increased around the fracture site. Second, high-resolution ultrasound was the single most informative imaging modality for localizing the lesion preoperatively [7]. Magnetic resonance imaging would have required general anesthesia in this age group and would have delayed revision surgery; ultrasound was performed at the bedside within 90 minutes of identifying the deficit.</w:t>
+        <w:t>Two findings from our case have practical relevance for the operating surgeon. First, repeated postoperative neurovascular examination — including a documented examination performed in the recovery room before the patient is discharged from the post-anesthesia care unit — is essential. The deficit in our patient was not present at the conclusion of surgery on the in-room exam, suggesting that nerve compromise developed either during transfer or during the immediate postoperative period as edema increased around the fracture site. Second, high-resolution ultrasound was the single most informative imaging modality for localizing the lesion preoperatively</w:t>
+      </w:r>
+      <w:hyperlink w:anchor="REF_7" w:history="1">
+        <w:r>
+          <w:rPr>
+            <w:rFonts w:ascii="Times New Roman" w:hAnsi="Times New Roman" w:cs="Times New Roman"/>
+            <w:color w:val="0563C1"/>
+            <w:sz w:val="24"/>
+            <w:u w:val="single"/>
+            <w:vertAlign w:val="superscript"/>
+          </w:rPr>
+          <w:t xml:space="preserve">7</w:t>
+        </w:r>
+      </w:hyperlink>
+      <w:r>
+        <w:rPr>
+          <w:rFonts w:ascii="Times New Roman" w:hAnsi="Times New Roman" w:cs="Times New Roman"/>
+          <w:color w:val="000000"/>
+          <w:sz w:val="24"/>
+        </w:rPr>
+        <w:t>. Magnetic resonance imaging would have required general anesthesia in this age group and would have delayed revision surgery; ultrasound was performed at the bedside within 90 minutes of identifying the deficit.</w:t>
       </w:r>
     </w:p>
     <w:p>
-      <w:pPr/>
+      <w:pPr>
+        <w:spacing w:before="0" w:after="0" w:line="480" w:lineRule="auto"/>
+      </w:pPr>
       <w:r>
         <w:rPr>
-          <w:rFonts w:ascii="Times New Roman" w:hAnsi="Times New Roman"/>
+          <w:rFonts w:ascii="Times New Roman" w:hAnsi="Times New Roman" w:cs="Times New Roman"/>
+          <w:b w:val="0"/>
+          <w:i w:val="0"/>
           <w:color w:val="000000"/>
           <w:sz w:val="24"/>
         </w:rPr>
@@ -324,25 +565,34 @@
     </w:p>
     <w:p>
       <w:pPr>
-        <w:pStyle w:val="Heading1"/>
+        <w:spacing w:before="0" w:after="0" w:line="480" w:lineRule="auto"/>
+      </w:pPr>
+    </w:p>
+    <w:p>
+      <w:pPr>
+        <w:spacing w:before="0" w:after="0" w:line="480" w:lineRule="auto"/>
         <w:jc w:val="left"/>
       </w:pPr>
       <w:r>
         <w:rPr>
-          <w:rFonts w:ascii="Times New Roman" w:hAnsi="Times New Roman"/>
-          <w:b w:val="0"/>
-          <w:i/>
+          <w:rFonts w:ascii="Times New Roman" w:hAnsi="Times New Roman" w:cs="Times New Roman"/>
+          <w:b/>
+          <w:i w:val="0"/>
           <w:color w:val="000000"/>
           <w:sz w:val="24"/>
         </w:rPr>
-        <w:t>CONCLUSION</w:t>
+        <w:t>Conclusion</w:t>
       </w:r>
     </w:p>
     <w:p>
-      <w:pPr/>
+      <w:pPr>
+        <w:spacing w:before="0" w:after="0" w:line="480" w:lineRule="auto"/>
+      </w:pPr>
       <w:r>
         <w:rPr>
-          <w:rFonts w:ascii="Times New Roman" w:hAnsi="Times New Roman"/>
+          <w:rFonts w:ascii="Times New Roman" w:hAnsi="Times New Roman" w:cs="Times New Roman"/>
+          <w:b w:val="0"/>
+          <w:i w:val="0"/>
           <w:color w:val="000000"/>
           <w:sz w:val="24"/>
         </w:rPr>
@@ -350,145 +600,174 @@
       </w:r>
     </w:p>
     <w:p>
-      <w:pPr/>
+      <w:pPr>
+        <w:pageBreakBefore/>
+        <w:spacing w:before="0" w:after="0" w:line="480" w:lineRule="auto"/>
+        <w:jc w:val="center"/>
+      </w:pPr>
       <w:r>
-        <w:br w:type="page"/>
+        <w:rPr>
+          <w:rFonts w:ascii="Times New Roman" w:hAnsi="Times New Roman" w:cs="Times New Roman"/>
+          <w:b/>
+          <w:i w:val="0"/>
+          <w:color w:val="000000"/>
+          <w:sz w:val="24"/>
+        </w:rPr>
+        <w:t>References</w:t>
       </w:r>
     </w:p>
     <w:p>
       <w:pPr>
-        <w:pStyle w:val="Heading1"/>
-        <w:jc w:val="left"/>
+        <w:spacing w:before="0" w:after="0" w:line="480" w:lineRule="auto"/>
+        <w:ind w:left="720" w:hanging="720"/>
       </w:pPr>
+      <w:bookmarkStart w:id="0" w:name="REF_1"/>
+      <w:bookmarkEnd w:id="0"/>
       <w:r>
         <w:rPr>
-          <w:rFonts w:ascii="Times New Roman" w:hAnsi="Times New Roman"/>
+          <w:rFonts w:ascii="Times New Roman" w:hAnsi="Times New Roman" w:cs="Times New Roman"/>
           <w:b w:val="0"/>
-          <w:i/>
+          <w:i w:val="0"/>
           <w:color w:val="000000"/>
           <w:sz w:val="24"/>
         </w:rPr>
-        <w:t>REFERENCES</w:t>
+        <w:t>1.  Skaggs DL, Cluck MW, Mostofi A, Flynn JM, Kay RM. Lateral-entry pin fixation in the management of supracondylar fractures in children. J Bone Joint Surg Am. 2004;86(4):702–707. https://doi.org/10.2106/00004623-200404000-00006</w:t>
       </w:r>
     </w:p>
     <w:p>
       <w:pPr>
-        <w:ind w:hanging="360" w:left="360"/>
+        <w:spacing w:before="0" w:after="0" w:line="480" w:lineRule="auto"/>
+        <w:ind w:left="720" w:hanging="720"/>
       </w:pPr>
+      <w:bookmarkStart w:id="1" w:name="REF_2"/>
+      <w:bookmarkEnd w:id="1"/>
       <w:r>
         <w:rPr>
-          <w:rFonts w:ascii="Times New Roman" w:hAnsi="Times New Roman"/>
+          <w:rFonts w:ascii="Times New Roman" w:hAnsi="Times New Roman" w:cs="Times New Roman"/>
+          <w:b w:val="0"/>
+          <w:i w:val="0"/>
           <w:color w:val="000000"/>
           <w:sz w:val="24"/>
         </w:rPr>
-        <w:t>[1]  Skaggs DL, Cluck MW, Mostofi A, Flynn JM, Kay RM. Lateral-entry pin fixation in the management of supracondylar fractures in children. J Bone Joint Surg Am. 2004;86(4):702–707. https://doi.org/10.2106/00004623-200404000-00006</w:t>
+        <w:t>2.  Bahk MS, Srikumaran U, Ain MC, et al. Patterns of pediatric supracondylar humerus fractures. J Pediatr Orthop. 2008;28(5):493–499. https://doi.org/10.1097/BPO.0b013e31817bb860</w:t>
       </w:r>
     </w:p>
     <w:p>
       <w:pPr>
-        <w:ind w:hanging="360" w:left="360"/>
+        <w:spacing w:before="0" w:after="0" w:line="480" w:lineRule="auto"/>
+        <w:ind w:left="720" w:hanging="720"/>
       </w:pPr>
+      <w:bookmarkStart w:id="2" w:name="REF_3"/>
+      <w:bookmarkEnd w:id="2"/>
       <w:r>
         <w:rPr>
-          <w:rFonts w:ascii="Times New Roman" w:hAnsi="Times New Roman"/>
+          <w:rFonts w:ascii="Times New Roman" w:hAnsi="Times New Roman" w:cs="Times New Roman"/>
+          <w:b w:val="0"/>
+          <w:i w:val="0"/>
           <w:color w:val="000000"/>
           <w:sz w:val="24"/>
         </w:rPr>
-        <w:t>[2]  Bahk MS, Srikumaran U, Ain MC, et al. Patterns of pediatric supracondylar humerus fractures. J Pediatr Orthop. 2008;28(5):493–499. https://doi.org/10.1097/BPO.0b013e31817bb860</w:t>
+        <w:t>3.  Babal JC, Mehlman CT, Klein G. Nerve injuries associated with pediatric supracondylar humeral fractures: a meta-analysis. J Pediatr Orthop. 2010;30(3):253–263. https://doi.org/10.1097/BPO.0b013e3181d213a6</w:t>
       </w:r>
     </w:p>
     <w:p>
       <w:pPr>
-        <w:ind w:hanging="360" w:left="360"/>
+        <w:spacing w:before="0" w:after="0" w:line="480" w:lineRule="auto"/>
+        <w:ind w:left="720" w:hanging="720"/>
       </w:pPr>
+      <w:bookmarkStart w:id="3" w:name="REF_4"/>
+      <w:bookmarkEnd w:id="3"/>
       <w:r>
         <w:rPr>
-          <w:rFonts w:ascii="Times New Roman" w:hAnsi="Times New Roman"/>
+          <w:rFonts w:ascii="Times New Roman" w:hAnsi="Times New Roman" w:cs="Times New Roman"/>
+          <w:b w:val="0"/>
+          <w:i w:val="0"/>
           <w:color w:val="000000"/>
           <w:sz w:val="24"/>
         </w:rPr>
-        <w:t>[3]  Babal JC, Mehlman CT, Klein G. Nerve injuries associated with pediatric supracondylar humeral fractures: a meta-analysis. J Pediatr Orthop. 2010;30(3):253–263. https://doi.org/10.1097/BPO.0b013e3181d213a6</w:t>
+        <w:t>4.  Lyons ST, Quinn M, Stanitski CL. Neurovascular injuries in type III humeral supracondylar fractures in children. Clin Orthop Relat Res. 2000;376:62–67. https://doi.org/10.1097/00003086-200007000-00010</w:t>
       </w:r>
     </w:p>
     <w:p>
       <w:pPr>
-        <w:ind w:hanging="360" w:left="360"/>
+        <w:spacing w:before="0" w:after="0" w:line="480" w:lineRule="auto"/>
+        <w:ind w:left="720" w:hanging="720"/>
       </w:pPr>
+      <w:bookmarkStart w:id="4" w:name="REF_5"/>
+      <w:bookmarkEnd w:id="4"/>
       <w:r>
         <w:rPr>
-          <w:rFonts w:ascii="Times New Roman" w:hAnsi="Times New Roman"/>
+          <w:rFonts w:ascii="Times New Roman" w:hAnsi="Times New Roman" w:cs="Times New Roman"/>
+          <w:b w:val="0"/>
+          <w:i w:val="0"/>
           <w:color w:val="000000"/>
           <w:sz w:val="24"/>
         </w:rPr>
-        <w:t>[4]  Lyons ST, Quinn M, Stanitski CL. Neurovascular injuries in type III humeral supracondylar fractures in children. Clin Orthop Relat Res. 2000;376:62–67. https://doi.org/10.1097/00003086-200007000-00010</w:t>
+        <w:t>5.  Mubarak SJ, Davids JR. Closed treatment of supracondylar fractures of the humerus in children. Tech Orthop. 1989;4(1):51–58.</w:t>
       </w:r>
     </w:p>
     <w:p>
       <w:pPr>
-        <w:ind w:hanging="360" w:left="360"/>
+        <w:spacing w:before="0" w:after="0" w:line="480" w:lineRule="auto"/>
+        <w:ind w:left="720" w:hanging="720"/>
       </w:pPr>
+      <w:bookmarkStart w:id="5" w:name="REF_6"/>
+      <w:bookmarkEnd w:id="5"/>
       <w:r>
         <w:rPr>
-          <w:rFonts w:ascii="Times New Roman" w:hAnsi="Times New Roman"/>
+          <w:rFonts w:ascii="Times New Roman" w:hAnsi="Times New Roman" w:cs="Times New Roman"/>
+          <w:b w:val="0"/>
+          <w:i w:val="0"/>
           <w:color w:val="000000"/>
           <w:sz w:val="24"/>
         </w:rPr>
-        <w:t>[5]  Mubarak SJ, Davids JR. Closed treatment of supracondylar fractures of the humerus in children. Tech Orthop. 1989;4(1):51–58.</w:t>
+        <w:t>6.  Brown IC, Zinar DM. Traumatic and iatrogenic neurological complications after supracondylar humerus fractures in children. J Pediatr Orthop. 1995;15(4):440–443. https://doi.org/10.1097/01241398-199507000-00005</w:t>
       </w:r>
     </w:p>
     <w:p>
       <w:pPr>
-        <w:ind w:hanging="360" w:left="360"/>
+        <w:spacing w:before="0" w:after="0" w:line="480" w:lineRule="auto"/>
+        <w:ind w:left="720" w:hanging="720"/>
       </w:pPr>
+      <w:bookmarkStart w:id="6" w:name="REF_7"/>
+      <w:bookmarkEnd w:id="6"/>
       <w:r>
         <w:rPr>
-          <w:rFonts w:ascii="Times New Roman" w:hAnsi="Times New Roman"/>
+          <w:rFonts w:ascii="Times New Roman" w:hAnsi="Times New Roman" w:cs="Times New Roman"/>
+          <w:b w:val="0"/>
+          <w:i w:val="0"/>
           <w:color w:val="000000"/>
           <w:sz w:val="24"/>
         </w:rPr>
-        <w:t>[6]  Brown IC, Zinar DM. Traumatic and iatrogenic neurological complications after supracondylar humerus fractures in children. J Pediatr Orthop. 1995;15(4):440–443. https://doi.org/10.1097/01241398-199507000-00005</w:t>
+        <w:t>7.  Bargagliotti M, Pomero V, Maes-Clavier C, et al. The role of ultrasound in pediatric peripheral nerve injuries. J Ultrasound Med. 2018;37(11):2557–2569. https://doi.org/10.1002/jum.14609</w:t>
       </w:r>
     </w:p>
     <w:p>
       <w:pPr>
-        <w:ind w:hanging="360" w:left="360"/>
+        <w:pageBreakBefore/>
+        <w:spacing w:before="0" w:after="0" w:line="480" w:lineRule="auto"/>
+        <w:jc w:val="center"/>
       </w:pPr>
       <w:r>
         <w:rPr>
-          <w:rFonts w:ascii="Times New Roman" w:hAnsi="Times New Roman"/>
+          <w:rFonts w:ascii="Times New Roman" w:hAnsi="Times New Roman" w:cs="Times New Roman"/>
+          <w:b/>
+          <w:i w:val="0"/>
           <w:color w:val="000000"/>
           <w:sz w:val="24"/>
         </w:rPr>
-        <w:t>[7]  Bargagliotti M, Pomero V, Maes-Clavier C, et al. The role of ultrasound in pediatric peripheral nerve injuries. J Ultrasound Med. 2018;37(11):2557–2569. https://doi.org/10.1002/jum.14609</w:t>
-      </w:r>
-    </w:p>
-    <w:p>
-      <w:pPr/>
-      <w:r>
-        <w:br w:type="page"/>
+        <w:t>Figure legends</w:t>
       </w:r>
     </w:p>
     <w:p>
       <w:pPr>
-        <w:pStyle w:val="Heading1"/>
-        <w:jc w:val="left"/>
+        <w:spacing w:before="0" w:after="0" w:line="480" w:lineRule="auto"/>
       </w:pPr>
       <w:r>
         <w:rPr>
-          <w:rFonts w:ascii="Times New Roman" w:hAnsi="Times New Roman"/>
+          <w:rFonts w:ascii="Times New Roman" w:hAnsi="Times New Roman" w:cs="Times New Roman"/>
           <w:b w:val="0"/>
-          <w:i/>
-          <w:color w:val="000000"/>
-          <w:sz w:val="24"/>
-        </w:rPr>
-        <w:t>FIGURE LEGENDS</w:t>
-      </w:r>
-    </w:p>
-    <w:p>
-      <w:pPr/>
-      <w:r>
-        <w:rPr>
-          <w:rFonts w:ascii="Times New Roman" w:hAnsi="Times New Roman"/>
+          <w:i w:val="0"/>
           <w:color w:val="000000"/>
           <w:sz w:val="24"/>
         </w:rPr>
@@ -496,10 +775,14 @@
       </w:r>
     </w:p>
     <w:p>
-      <w:pPr/>
+      <w:pPr>
+        <w:spacing w:before="0" w:after="0" w:line="480" w:lineRule="auto"/>
+      </w:pPr>
       <w:r>
         <w:rPr>
-          <w:rFonts w:ascii="Times New Roman" w:hAnsi="Times New Roman"/>
+          <w:rFonts w:ascii="Times New Roman" w:hAnsi="Times New Roman" w:cs="Times New Roman"/>
+          <w:b w:val="0"/>
+          <w:i w:val="0"/>
           <w:color w:val="000000"/>
           <w:sz w:val="24"/>
         </w:rPr>
@@ -507,7 +790,7 @@
       </w:r>
     </w:p>
     <w:sectPr>
-      <w:footerReference w:type="default" r:id="rId9"/>
+      <w:headerReference w:type="default" r:id="rId9"/>
       <w:pgSz w:w="12240" w:h="15840"/>
       <w:pgMar w:top="1440" w:right="1440" w:bottom="1440" w:left="1440" w:header="720" w:footer="720" w:gutter="0"/>
       <w:cols w:space="720"/>
@@ -518,24 +801,24 @@
 </w:document>
 </file>
 
-<file path=word/footer1.xml><?xml version="1.0" encoding="utf-8"?>
-<w:ftr xmlns:m="http://schemas.openxmlformats.org/officeDocument/2006/math" xmlns:mc="http://schemas.openxmlformats.org/markup-compatibility/2006" xmlns:mo="http://schemas.microsoft.com/office/mac/office/2008/main" xmlns:mv="urn:schemas-microsoft-com:mac:vml" xmlns:o="urn:schemas-microsoft-com:office:office" xmlns:r="http://schemas.openxmlformats.org/officeDocument/2006/relationships" xmlns:v="urn:schemas-microsoft-com:vml" xmlns:w10="urn:schemas-microsoft-com:office:word" xmlns:w14="http://schemas.microsoft.com/office/word/2010/wordml" xmlns:w="http://schemas.openxmlformats.org/wordprocessingml/2006/main" xmlns:wne="http://schemas.microsoft.com/office/word/2006/wordml" xmlns:wp14="http://schemas.microsoft.com/office/word/2010/wordprocessingDrawing" xmlns:wp="http://schemas.openxmlformats.org/drawingml/2006/wordprocessingDrawing" xmlns:wpc="http://schemas.microsoft.com/office/word/2010/wordprocessingCanvas" xmlns:wpg="http://schemas.microsoft.com/office/word/2010/wordprocessingGroup" xmlns:wpi="http://schemas.microsoft.com/office/word/2010/wordprocessingInk" xmlns:wps="http://schemas.microsoft.com/office/word/2010/wordprocessingShape" mc:Ignorable="w14 wp14">
+<file path=word/header1.xml><?xml version="1.0" encoding="utf-8"?>
+<w:hdr xmlns:m="http://schemas.openxmlformats.org/officeDocument/2006/math" xmlns:mc="http://schemas.openxmlformats.org/markup-compatibility/2006" xmlns:mo="http://schemas.microsoft.com/office/mac/office/2008/main" xmlns:mv="urn:schemas-microsoft-com:mac:vml" xmlns:o="urn:schemas-microsoft-com:office:office" xmlns:r="http://schemas.openxmlformats.org/officeDocument/2006/relationships" xmlns:v="urn:schemas-microsoft-com:vml" xmlns:w10="urn:schemas-microsoft-com:office:word" xmlns:w14="http://schemas.microsoft.com/office/word/2010/wordml" xmlns:w="http://schemas.openxmlformats.org/wordprocessingml/2006/main" xmlns:wne="http://schemas.microsoft.com/office/word/2006/wordml" xmlns:wp14="http://schemas.microsoft.com/office/word/2010/wordprocessingDrawing" xmlns:wp="http://schemas.openxmlformats.org/drawingml/2006/wordprocessingDrawing" xmlns:wpc="http://schemas.microsoft.com/office/word/2010/wordprocessingCanvas" xmlns:wpg="http://schemas.microsoft.com/office/word/2010/wordprocessingGroup" xmlns:wpi="http://schemas.microsoft.com/office/word/2010/wordprocessingInk" xmlns:wps="http://schemas.microsoft.com/office/word/2010/wordprocessingShape" mc:Ignorable="w14 wp14">
   <w:p>
     <w:pPr>
-      <w:pStyle w:val="Footer"/>
-      <w:jc w:val="center"/>
-    </w:pPr>
-    <w:fldSimple w:instr=" PAGE ">
-      <w:r>
-        <w:rPr>
-          <w:rFonts w:ascii="Times New Roman" w:hAnsi="Times New Roman"/>
-          <w:sz w:val="24"/>
-        </w:rPr>
-        <w:t>1</w:t>
-      </w:r>
-    </w:fldSimple>
+      <w:spacing w:before="0" w:after="0" w:line="240" w:lineRule="auto"/>
+      <w:jc w:val="right"/>
+    </w:pPr>
+    <w:r>
+      <w:rPr>
+        <w:rFonts w:ascii="Times New Roman" w:hAnsi="Times New Roman" w:cs="Times New Roman"/>
+        <w:i/>
+        <w:color w:val="000000"/>
+        <w:sz w:val="24"/>
+      </w:rPr>
+      <w:t>Iatrogenic median nerve injury — supracondylar pinning</w:t>
+    </w:r>
   </w:p>
-</w:ftr>
+</w:hdr>
 </file>
 
 <file path=word/numbering.xml><?xml version="1.0" encoding="utf-8"?>
@@ -901,16 +1184,10 @@
     <w:name w:val="Normal"/>
     <w:qFormat/>
     <w:rsid w:val="00FC693F"/>
-    <w:pPr>
-      <w:spacing w:line="480" w:lineRule="auto" w:after="0" w:before="0"/>
-    </w:pPr>
     <w:rPr>
-      <w:rFonts w:ascii="Times New Roman" w:hAnsi="Times New Roman" w:cs="Times New Roman" w:eastAsia="Times New Roman"/>
-      <w:b w:val="0"/>
-      <w:i w:val="0"/>
+      <w:rFonts w:ascii="Times New Roman" w:hAnsi="Times New Roman" w:cs="Times New Roman"/>
       <w:color w:val="000000"/>
       <w:sz w:val="24"/>
-      <w:u w:val="none"/>
     </w:rPr>
   </w:style>
   <w:style w:type="paragraph" w:styleId="Header">
@@ -968,16 +1245,16 @@
     <w:pPr>
       <w:keepNext/>
       <w:keepLines/>
-      <w:spacing w:before="240" w:after="0" w:line="480" w:lineRule="auto"/>
+      <w:spacing w:before="480" w:after="0"/>
       <w:outlineLvl w:val="0"/>
     </w:pPr>
     <w:rPr>
-      <w:rFonts w:asciiTheme="majorHAnsi" w:eastAsiaTheme="majorEastAsia" w:hAnsiTheme="majorHAnsi" w:cstheme="majorBidi" w:ascii="Times New Roman" w:hAnsi="Times New Roman"/>
-      <w:i/>
-      <w:color w:val="000000"/>
-      <w:sz w:val="24"/>
+      <w:rFonts w:asciiTheme="majorHAnsi" w:eastAsiaTheme="majorEastAsia" w:hAnsiTheme="majorHAnsi" w:cstheme="majorBidi"/>
+      <w:b/>
+      <w:bCs/>
+      <w:color w:val="365F91" w:themeColor="accent1" w:themeShade="BF"/>
+      <w:sz w:val="28"/>
       <w:szCs w:val="28"/>
-      <w:u w:val="none"/>
     </w:rPr>
   </w:style>
   <w:style w:type="paragraph" w:styleId="Heading2">
@@ -992,16 +1269,16 @@
     <w:pPr>
       <w:keepNext/>
       <w:keepLines/>
-      <w:spacing w:before="240" w:after="0" w:line="480" w:lineRule="auto"/>
+      <w:spacing w:before="200" w:after="0"/>
       <w:outlineLvl w:val="1"/>
     </w:pPr>
     <w:rPr>
-      <w:rFonts w:asciiTheme="majorHAnsi" w:eastAsiaTheme="majorEastAsia" w:hAnsiTheme="majorHAnsi" w:cstheme="majorBidi" w:ascii="Times New Roman" w:hAnsi="Times New Roman"/>
-      <w:i/>
-      <w:color w:val="000000"/>
-      <w:sz w:val="24"/>
+      <w:rFonts w:asciiTheme="majorHAnsi" w:eastAsiaTheme="majorEastAsia" w:hAnsiTheme="majorHAnsi" w:cstheme="majorBidi"/>
+      <w:b/>
+      <w:bCs/>
+      <w:color w:val="4F81BD" w:themeColor="accent1"/>
+      <w:sz w:val="26"/>
       <w:szCs w:val="26"/>
-      <w:u w:val="none"/>
     </w:rPr>
   </w:style>
   <w:style w:type="paragraph" w:styleId="Heading3">
@@ -1016,15 +1293,14 @@
     <w:pPr>
       <w:keepNext/>
       <w:keepLines/>
-      <w:spacing w:before="240" w:after="0" w:line="480" w:lineRule="auto"/>
+      <w:spacing w:before="200" w:after="0"/>
       <w:outlineLvl w:val="2"/>
     </w:pPr>
     <w:rPr>
-      <w:rFonts w:asciiTheme="majorHAnsi" w:eastAsiaTheme="majorEastAsia" w:hAnsiTheme="majorHAnsi" w:cstheme="majorBidi" w:ascii="Times New Roman" w:hAnsi="Times New Roman"/>
-      <w:i/>
-      <w:color w:val="000000"/>
-      <w:sz w:val="24"/>
-      <w:u w:val="none"/>
+      <w:rFonts w:asciiTheme="majorHAnsi" w:eastAsiaTheme="majorEastAsia" w:hAnsiTheme="majorHAnsi" w:cstheme="majorBidi"/>
+      <w:b/>
+      <w:bCs/>
+      <w:color w:val="4F81BD" w:themeColor="accent1"/>
     </w:rPr>
   </w:style>
   <w:style w:type="paragraph" w:styleId="Heading4">
